--- a/resources/a-level-business-capacity-supermarket-contract/A-Level-Business-Capacity-Supermarket-Contract-Student.docx
+++ b/resources/a-level-business-capacity-supermarket-contract/A-Level-Business-Capacity-Supermarket-Contract-Student.docx
@@ -47,13 +47,13 @@
         <w:tc>
           <w:tcPr>
             <w:tcW w:type="dxa" w:w="6903"/>
-            <w:shd w:fill="142D40"/>
             <w:tcBorders>
               <w:top w:val="single" w:sz="4" w:color="D9D9D9"/>
               <w:bottom w:val="single" w:sz="4" w:color="D9D9D9"/>
               <w:left w:val="single" w:sz="4" w:color="D9D9D9"/>
               <w:right w:val="single" w:sz="4" w:color="D9D9D9"/>
             </w:tcBorders>
+            <w:shd w:fill="142D40"/>
             <w:tcMar>
               <w:top w:w="85" w:type="dxa"/>
               <w:bottom w:w="85" w:type="dxa"/>
@@ -78,13 +78,13 @@
         <w:tc>
           <w:tcPr>
             <w:tcW w:type="dxa" w:w="3249"/>
-            <w:shd w:fill="142D40"/>
             <w:tcBorders>
               <w:top w:val="single" w:sz="4" w:color="D9D9D9"/>
               <w:bottom w:val="single" w:sz="4" w:color="D9D9D9"/>
               <w:left w:val="single" w:sz="4" w:color="D9D9D9"/>
               <w:right w:val="single" w:sz="4" w:color="D9D9D9"/>
             </w:tcBorders>
+            <w:shd w:fill="142D40"/>
             <w:tcMar>
               <w:top w:w="85" w:type="dxa"/>
               <w:bottom w:w="85" w:type="dxa"/>
@@ -111,13 +111,13 @@
         <w:tc>
           <w:tcPr>
             <w:tcW w:type="dxa" w:w="6903"/>
-            <w:shd w:fill="FFFFFF"/>
             <w:tcBorders>
               <w:top w:val="single" w:sz="4" w:color="D9D9D9"/>
               <w:bottom w:val="single" w:sz="4" w:color="D9D9D9"/>
               <w:left w:val="single" w:sz="4" w:color="D9D9D9"/>
               <w:right w:val="single" w:sz="4" w:color="D9D9D9"/>
             </w:tcBorders>
+            <w:shd w:fill="FFFFFF"/>
             <w:tcMar>
               <w:top w:w="85" w:type="dxa"/>
               <w:bottom w:w="85" w:type="dxa"/>
@@ -142,13 +142,13 @@
         <w:tc>
           <w:tcPr>
             <w:tcW w:type="dxa" w:w="3249"/>
-            <w:shd w:fill="FFFFFF"/>
             <w:tcBorders>
               <w:top w:val="single" w:sz="4" w:color="D9D9D9"/>
               <w:bottom w:val="single" w:sz="4" w:color="D9D9D9"/>
               <w:left w:val="single" w:sz="4" w:color="D9D9D9"/>
               <w:right w:val="single" w:sz="4" w:color="D9D9D9"/>
             </w:tcBorders>
+            <w:shd w:fill="FFFFFF"/>
             <w:tcMar>
               <w:top w:w="85" w:type="dxa"/>
               <w:bottom w:w="85" w:type="dxa"/>
@@ -175,13 +175,13 @@
         <w:tc>
           <w:tcPr>
             <w:tcW w:type="dxa" w:w="6903"/>
-            <w:shd w:fill="F1F5F7"/>
             <w:tcBorders>
               <w:top w:val="single" w:sz="4" w:color="D9D9D9"/>
               <w:bottom w:val="single" w:sz="4" w:color="D9D9D9"/>
               <w:left w:val="single" w:sz="4" w:color="D9D9D9"/>
               <w:right w:val="single" w:sz="4" w:color="D9D9D9"/>
             </w:tcBorders>
+            <w:shd w:fill="F1F5F7"/>
             <w:tcMar>
               <w:top w:w="85" w:type="dxa"/>
               <w:bottom w:w="85" w:type="dxa"/>
@@ -206,13 +206,13 @@
         <w:tc>
           <w:tcPr>
             <w:tcW w:type="dxa" w:w="3249"/>
-            <w:shd w:fill="F1F5F7"/>
             <w:tcBorders>
               <w:top w:val="single" w:sz="4" w:color="D9D9D9"/>
               <w:bottom w:val="single" w:sz="4" w:color="D9D9D9"/>
               <w:left w:val="single" w:sz="4" w:color="D9D9D9"/>
               <w:right w:val="single" w:sz="4" w:color="D9D9D9"/>
             </w:tcBorders>
+            <w:shd w:fill="F1F5F7"/>
             <w:tcMar>
               <w:top w:w="85" w:type="dxa"/>
               <w:bottom w:w="85" w:type="dxa"/>
@@ -239,13 +239,13 @@
         <w:tc>
           <w:tcPr>
             <w:tcW w:type="dxa" w:w="6903"/>
-            <w:shd w:fill="FFFFFF"/>
             <w:tcBorders>
               <w:top w:val="single" w:sz="4" w:color="D9D9D9"/>
               <w:bottom w:val="single" w:sz="4" w:color="D9D9D9"/>
               <w:left w:val="single" w:sz="4" w:color="D9D9D9"/>
               <w:right w:val="single" w:sz="4" w:color="D9D9D9"/>
             </w:tcBorders>
+            <w:shd w:fill="FFFFFF"/>
             <w:tcMar>
               <w:top w:w="85" w:type="dxa"/>
               <w:bottom w:w="85" w:type="dxa"/>
@@ -270,13 +270,13 @@
         <w:tc>
           <w:tcPr>
             <w:tcW w:type="dxa" w:w="3249"/>
-            <w:shd w:fill="FFFFFF"/>
             <w:tcBorders>
               <w:top w:val="single" w:sz="4" w:color="D9D9D9"/>
               <w:bottom w:val="single" w:sz="4" w:color="D9D9D9"/>
               <w:left w:val="single" w:sz="4" w:color="D9D9D9"/>
               <w:right w:val="single" w:sz="4" w:color="D9D9D9"/>
             </w:tcBorders>
+            <w:shd w:fill="FFFFFF"/>
             <w:tcMar>
               <w:top w:w="85" w:type="dxa"/>
               <w:bottom w:w="85" w:type="dxa"/>
@@ -303,13 +303,13 @@
         <w:tc>
           <w:tcPr>
             <w:tcW w:type="dxa" w:w="6903"/>
-            <w:shd w:fill="F1F5F7"/>
             <w:tcBorders>
               <w:top w:val="single" w:sz="4" w:color="D9D9D9"/>
               <w:bottom w:val="single" w:sz="4" w:color="D9D9D9"/>
               <w:left w:val="single" w:sz="4" w:color="D9D9D9"/>
               <w:right w:val="single" w:sz="4" w:color="D9D9D9"/>
             </w:tcBorders>
+            <w:shd w:fill="F1F5F7"/>
             <w:tcMar>
               <w:top w:w="85" w:type="dxa"/>
               <w:bottom w:w="85" w:type="dxa"/>
@@ -334,13 +334,13 @@
         <w:tc>
           <w:tcPr>
             <w:tcW w:type="dxa" w:w="3249"/>
-            <w:shd w:fill="F1F5F7"/>
             <w:tcBorders>
               <w:top w:val="single" w:sz="4" w:color="D9D9D9"/>
               <w:bottom w:val="single" w:sz="4" w:color="D9D9D9"/>
               <w:left w:val="single" w:sz="4" w:color="D9D9D9"/>
               <w:right w:val="single" w:sz="4" w:color="D9D9D9"/>
             </w:tcBorders>
+            <w:shd w:fill="F1F5F7"/>
             <w:tcMar>
               <w:top w:w="85" w:type="dxa"/>
               <w:bottom w:w="85" w:type="dxa"/>
@@ -367,13 +367,13 @@
         <w:tc>
           <w:tcPr>
             <w:tcW w:type="dxa" w:w="6903"/>
-            <w:shd w:fill="FFFFFF"/>
             <w:tcBorders>
               <w:top w:val="single" w:sz="4" w:color="D9D9D9"/>
               <w:bottom w:val="single" w:sz="4" w:color="D9D9D9"/>
               <w:left w:val="single" w:sz="4" w:color="D9D9D9"/>
               <w:right w:val="single" w:sz="4" w:color="D9D9D9"/>
             </w:tcBorders>
+            <w:shd w:fill="FFFFFF"/>
             <w:tcMar>
               <w:top w:w="85" w:type="dxa"/>
               <w:bottom w:w="85" w:type="dxa"/>
@@ -398,13 +398,13 @@
         <w:tc>
           <w:tcPr>
             <w:tcW w:type="dxa" w:w="3249"/>
-            <w:shd w:fill="FFFFFF"/>
             <w:tcBorders>
               <w:top w:val="single" w:sz="4" w:color="D9D9D9"/>
               <w:bottom w:val="single" w:sz="4" w:color="D9D9D9"/>
               <w:left w:val="single" w:sz="4" w:color="D9D9D9"/>
               <w:right w:val="single" w:sz="4" w:color="D9D9D9"/>
             </w:tcBorders>
+            <w:shd w:fill="FFFFFF"/>
             <w:tcMar>
               <w:top w:w="85" w:type="dxa"/>
               <w:bottom w:w="85" w:type="dxa"/>
@@ -431,13 +431,13 @@
         <w:tc>
           <w:tcPr>
             <w:tcW w:type="dxa" w:w="6903"/>
-            <w:shd w:fill="F1F5F7"/>
             <w:tcBorders>
               <w:top w:val="single" w:sz="4" w:color="D9D9D9"/>
               <w:bottom w:val="single" w:sz="4" w:color="D9D9D9"/>
               <w:left w:val="single" w:sz="4" w:color="D9D9D9"/>
               <w:right w:val="single" w:sz="4" w:color="D9D9D9"/>
             </w:tcBorders>
+            <w:shd w:fill="F1F5F7"/>
             <w:tcMar>
               <w:top w:w="85" w:type="dxa"/>
               <w:bottom w:w="85" w:type="dxa"/>
@@ -462,13 +462,13 @@
         <w:tc>
           <w:tcPr>
             <w:tcW w:type="dxa" w:w="3249"/>
-            <w:shd w:fill="F1F5F7"/>
             <w:tcBorders>
               <w:top w:val="single" w:sz="4" w:color="D9D9D9"/>
               <w:bottom w:val="single" w:sz="4" w:color="D9D9D9"/>
               <w:left w:val="single" w:sz="4" w:color="D9D9D9"/>
               <w:right w:val="single" w:sz="4" w:color="D9D9D9"/>
             </w:tcBorders>
+            <w:shd w:fill="F1F5F7"/>
             <w:tcMar>
               <w:top w:w="85" w:type="dxa"/>
               <w:bottom w:w="85" w:type="dxa"/>
@@ -529,13 +529,13 @@
         <w:tc>
           <w:tcPr>
             <w:tcW w:type="dxa" w:w="5076"/>
-            <w:shd w:fill="142D40"/>
             <w:tcBorders>
               <w:top w:val="single" w:sz="4" w:color="D9D9D9"/>
               <w:bottom w:val="single" w:sz="4" w:color="D9D9D9"/>
               <w:left w:val="single" w:sz="4" w:color="D9D9D9"/>
               <w:right w:val="single" w:sz="4" w:color="D9D9D9"/>
             </w:tcBorders>
+            <w:shd w:fill="142D40"/>
             <w:tcMar>
               <w:top w:w="85" w:type="dxa"/>
               <w:bottom w:w="85" w:type="dxa"/>
@@ -560,13 +560,13 @@
         <w:tc>
           <w:tcPr>
             <w:tcW w:type="dxa" w:w="5076"/>
-            <w:shd w:fill="142D40"/>
             <w:tcBorders>
               <w:top w:val="single" w:sz="4" w:color="D9D9D9"/>
               <w:bottom w:val="single" w:sz="4" w:color="D9D9D9"/>
               <w:left w:val="single" w:sz="4" w:color="D9D9D9"/>
               <w:right w:val="single" w:sz="4" w:color="D9D9D9"/>
             </w:tcBorders>
+            <w:shd w:fill="142D40"/>
             <w:tcMar>
               <w:top w:w="85" w:type="dxa"/>
               <w:bottom w:w="85" w:type="dxa"/>
@@ -593,13 +593,13 @@
         <w:tc>
           <w:tcPr>
             <w:tcW w:type="dxa" w:w="5076"/>
-            <w:shd w:fill="FFFFFF"/>
             <w:tcBorders>
               <w:top w:val="single" w:sz="4" w:color="D9D9D9"/>
               <w:bottom w:val="single" w:sz="4" w:color="D9D9D9"/>
               <w:left w:val="single" w:sz="4" w:color="D9D9D9"/>
               <w:right w:val="single" w:sz="4" w:color="D9D9D9"/>
             </w:tcBorders>
+            <w:shd w:fill="FFFFFF"/>
             <w:tcMar>
               <w:top w:w="85" w:type="dxa"/>
               <w:bottom w:w="85" w:type="dxa"/>
@@ -624,13 +624,13 @@
         <w:tc>
           <w:tcPr>
             <w:tcW w:type="dxa" w:w="5076"/>
-            <w:shd w:fill="FFFFFF"/>
             <w:tcBorders>
               <w:top w:val="single" w:sz="4" w:color="D9D9D9"/>
               <w:bottom w:val="single" w:sz="4" w:color="D9D9D9"/>
               <w:left w:val="single" w:sz="4" w:color="D9D9D9"/>
               <w:right w:val="single" w:sz="4" w:color="D9D9D9"/>
             </w:tcBorders>
+            <w:shd w:fill="FFFFFF"/>
             <w:tcMar>
               <w:top w:w="85" w:type="dxa"/>
               <w:bottom w:w="85" w:type="dxa"/>
@@ -656,13 +656,13 @@
         <w:tc>
           <w:tcPr>
             <w:tcW w:type="dxa" w:w="5076"/>
-            <w:shd w:fill="F1F5F7"/>
             <w:tcBorders>
               <w:top w:val="single" w:sz="4" w:color="D9D9D9"/>
               <w:bottom w:val="single" w:sz="4" w:color="D9D9D9"/>
               <w:left w:val="single" w:sz="4" w:color="D9D9D9"/>
               <w:right w:val="single" w:sz="4" w:color="D9D9D9"/>
             </w:tcBorders>
+            <w:shd w:fill="F1F5F7"/>
             <w:tcMar>
               <w:top w:w="85" w:type="dxa"/>
               <w:bottom w:w="85" w:type="dxa"/>
@@ -687,13 +687,13 @@
         <w:tc>
           <w:tcPr>
             <w:tcW w:type="dxa" w:w="5076"/>
-            <w:shd w:fill="F1F5F7"/>
             <w:tcBorders>
               <w:top w:val="single" w:sz="4" w:color="D9D9D9"/>
               <w:bottom w:val="single" w:sz="4" w:color="D9D9D9"/>
               <w:left w:val="single" w:sz="4" w:color="D9D9D9"/>
               <w:right w:val="single" w:sz="4" w:color="D9D9D9"/>
             </w:tcBorders>
+            <w:shd w:fill="F1F5F7"/>
             <w:tcMar>
               <w:top w:w="85" w:type="dxa"/>
               <w:bottom w:w="85" w:type="dxa"/>
@@ -719,13 +719,13 @@
         <w:tc>
           <w:tcPr>
             <w:tcW w:type="dxa" w:w="5076"/>
-            <w:shd w:fill="FFFFFF"/>
             <w:tcBorders>
               <w:top w:val="single" w:sz="4" w:color="D9D9D9"/>
               <w:bottom w:val="single" w:sz="4" w:color="D9D9D9"/>
               <w:left w:val="single" w:sz="4" w:color="D9D9D9"/>
               <w:right w:val="single" w:sz="4" w:color="D9D9D9"/>
             </w:tcBorders>
+            <w:shd w:fill="FFFFFF"/>
             <w:tcMar>
               <w:top w:w="85" w:type="dxa"/>
               <w:bottom w:w="85" w:type="dxa"/>
@@ -750,13 +750,13 @@
         <w:tc>
           <w:tcPr>
             <w:tcW w:type="dxa" w:w="5076"/>
-            <w:shd w:fill="FFFFFF"/>
             <w:tcBorders>
               <w:top w:val="single" w:sz="4" w:color="D9D9D9"/>
               <w:bottom w:val="single" w:sz="4" w:color="D9D9D9"/>
               <w:left w:val="single" w:sz="4" w:color="D9D9D9"/>
               <w:right w:val="single" w:sz="4" w:color="D9D9D9"/>
             </w:tcBorders>
+            <w:shd w:fill="FFFFFF"/>
             <w:tcMar>
               <w:top w:w="85" w:type="dxa"/>
               <w:bottom w:w="85" w:type="dxa"/>
@@ -1048,13 +1048,13 @@
         <w:tc>
           <w:tcPr>
             <w:tcW w:type="dxa" w:w="4670"/>
-            <w:shd w:fill="142D40"/>
             <w:tcBorders>
               <w:top w:val="single" w:sz="4" w:color="D9D9D9"/>
               <w:bottom w:val="single" w:sz="4" w:color="D9D9D9"/>
               <w:left w:val="single" w:sz="4" w:color="D9D9D9"/>
               <w:right w:val="single" w:sz="4" w:color="D9D9D9"/>
             </w:tcBorders>
+            <w:shd w:fill="142D40"/>
             <w:tcMar>
               <w:top w:w="85" w:type="dxa"/>
               <w:bottom w:w="85" w:type="dxa"/>
@@ -1079,13 +1079,13 @@
         <w:tc>
           <w:tcPr>
             <w:tcW w:type="dxa" w:w="1827"/>
-            <w:shd w:fill="142D40"/>
             <w:tcBorders>
               <w:top w:val="single" w:sz="4" w:color="D9D9D9"/>
               <w:bottom w:val="single" w:sz="4" w:color="D9D9D9"/>
               <w:left w:val="single" w:sz="4" w:color="D9D9D9"/>
               <w:right w:val="single" w:sz="4" w:color="D9D9D9"/>
             </w:tcBorders>
+            <w:shd w:fill="142D40"/>
             <w:tcMar>
               <w:top w:w="85" w:type="dxa"/>
               <w:bottom w:w="85" w:type="dxa"/>
@@ -1110,13 +1110,13 @@
         <w:tc>
           <w:tcPr>
             <w:tcW w:type="dxa" w:w="1827"/>
-            <w:shd w:fill="142D40"/>
             <w:tcBorders>
               <w:top w:val="single" w:sz="4" w:color="D9D9D9"/>
               <w:bottom w:val="single" w:sz="4" w:color="D9D9D9"/>
               <w:left w:val="single" w:sz="4" w:color="D9D9D9"/>
               <w:right w:val="single" w:sz="4" w:color="D9D9D9"/>
             </w:tcBorders>
+            <w:shd w:fill="142D40"/>
             <w:tcMar>
               <w:top w:w="85" w:type="dxa"/>
               <w:bottom w:w="85" w:type="dxa"/>
@@ -1141,13 +1141,13 @@
         <w:tc>
           <w:tcPr>
             <w:tcW w:type="dxa" w:w="1827"/>
-            <w:shd w:fill="142D40"/>
             <w:tcBorders>
               <w:top w:val="single" w:sz="4" w:color="D9D9D9"/>
               <w:bottom w:val="single" w:sz="4" w:color="D9D9D9"/>
               <w:left w:val="single" w:sz="4" w:color="D9D9D9"/>
               <w:right w:val="single" w:sz="4" w:color="D9D9D9"/>
             </w:tcBorders>
+            <w:shd w:fill="142D40"/>
             <w:tcMar>
               <w:top w:w="85" w:type="dxa"/>
               <w:bottom w:w="85" w:type="dxa"/>
@@ -1174,13 +1174,13 @@
         <w:tc>
           <w:tcPr>
             <w:tcW w:type="dxa" w:w="4670"/>
-            <w:shd w:fill="FFFFFF"/>
             <w:tcBorders>
               <w:top w:val="single" w:sz="4" w:color="D9D9D9"/>
               <w:bottom w:val="single" w:sz="4" w:color="D9D9D9"/>
               <w:left w:val="single" w:sz="4" w:color="D9D9D9"/>
               <w:right w:val="single" w:sz="4" w:color="D9D9D9"/>
             </w:tcBorders>
+            <w:shd w:fill="FFFFFF"/>
             <w:tcMar>
               <w:top w:w="85" w:type="dxa"/>
               <w:bottom w:w="85" w:type="dxa"/>
@@ -1205,13 +1205,13 @@
         <w:tc>
           <w:tcPr>
             <w:tcW w:type="dxa" w:w="1827"/>
-            <w:shd w:fill="FFFFFF"/>
             <w:tcBorders>
               <w:top w:val="single" w:sz="4" w:color="D9D9D9"/>
               <w:bottom w:val="single" w:sz="4" w:color="D9D9D9"/>
               <w:left w:val="single" w:sz="4" w:color="D9D9D9"/>
               <w:right w:val="single" w:sz="4" w:color="D9D9D9"/>
             </w:tcBorders>
+            <w:shd w:fill="FFFFFF"/>
             <w:tcMar>
               <w:top w:w="85" w:type="dxa"/>
               <w:bottom w:w="85" w:type="dxa"/>
@@ -1236,13 +1236,13 @@
         <w:tc>
           <w:tcPr>
             <w:tcW w:type="dxa" w:w="1827"/>
-            <w:shd w:fill="FFFFFF"/>
             <w:tcBorders>
               <w:top w:val="single" w:sz="4" w:color="D9D9D9"/>
               <w:bottom w:val="single" w:sz="4" w:color="D9D9D9"/>
               <w:left w:val="single" w:sz="4" w:color="D9D9D9"/>
               <w:right w:val="single" w:sz="4" w:color="D9D9D9"/>
             </w:tcBorders>
+            <w:shd w:fill="FFFFFF"/>
             <w:tcMar>
               <w:top w:w="85" w:type="dxa"/>
               <w:bottom w:w="85" w:type="dxa"/>
@@ -1266,13 +1266,13 @@
         <w:tc>
           <w:tcPr>
             <w:tcW w:type="dxa" w:w="1827"/>
-            <w:shd w:fill="FFFFFF"/>
             <w:tcBorders>
               <w:top w:val="single" w:sz="4" w:color="D9D9D9"/>
               <w:bottom w:val="single" w:sz="4" w:color="D9D9D9"/>
               <w:left w:val="single" w:sz="4" w:color="D9D9D9"/>
               <w:right w:val="single" w:sz="4" w:color="D9D9D9"/>
             </w:tcBorders>
+            <w:shd w:fill="FFFFFF"/>
             <w:tcMar>
               <w:top w:w="85" w:type="dxa"/>
               <w:bottom w:w="85" w:type="dxa"/>
@@ -1298,13 +1298,13 @@
         <w:tc>
           <w:tcPr>
             <w:tcW w:type="dxa" w:w="4670"/>
-            <w:shd w:fill="F1F5F7"/>
             <w:tcBorders>
               <w:top w:val="single" w:sz="4" w:color="D9D9D9"/>
               <w:bottom w:val="single" w:sz="4" w:color="D9D9D9"/>
               <w:left w:val="single" w:sz="4" w:color="D9D9D9"/>
               <w:right w:val="single" w:sz="4" w:color="D9D9D9"/>
             </w:tcBorders>
+            <w:shd w:fill="F1F5F7"/>
             <w:tcMar>
               <w:top w:w="85" w:type="dxa"/>
               <w:bottom w:w="85" w:type="dxa"/>
@@ -1329,13 +1329,13 @@
         <w:tc>
           <w:tcPr>
             <w:tcW w:type="dxa" w:w="1827"/>
-            <w:shd w:fill="F1F5F7"/>
             <w:tcBorders>
               <w:top w:val="single" w:sz="4" w:color="D9D9D9"/>
               <w:bottom w:val="single" w:sz="4" w:color="D9D9D9"/>
               <w:left w:val="single" w:sz="4" w:color="D9D9D9"/>
               <w:right w:val="single" w:sz="4" w:color="D9D9D9"/>
             </w:tcBorders>
+            <w:shd w:fill="F1F5F7"/>
             <w:tcMar>
               <w:top w:w="85" w:type="dxa"/>
               <w:bottom w:w="85" w:type="dxa"/>
@@ -1360,13 +1360,13 @@
         <w:tc>
           <w:tcPr>
             <w:tcW w:type="dxa" w:w="1827"/>
-            <w:shd w:fill="F1F5F7"/>
             <w:tcBorders>
               <w:top w:val="single" w:sz="4" w:color="D9D9D9"/>
               <w:bottom w:val="single" w:sz="4" w:color="D9D9D9"/>
               <w:left w:val="single" w:sz="4" w:color="D9D9D9"/>
               <w:right w:val="single" w:sz="4" w:color="D9D9D9"/>
             </w:tcBorders>
+            <w:shd w:fill="F1F5F7"/>
             <w:tcMar>
               <w:top w:w="85" w:type="dxa"/>
               <w:bottom w:w="85" w:type="dxa"/>
@@ -1390,13 +1390,13 @@
         <w:tc>
           <w:tcPr>
             <w:tcW w:type="dxa" w:w="1827"/>
-            <w:shd w:fill="F1F5F7"/>
             <w:tcBorders>
               <w:top w:val="single" w:sz="4" w:color="D9D9D9"/>
               <w:bottom w:val="single" w:sz="4" w:color="D9D9D9"/>
               <w:left w:val="single" w:sz="4" w:color="D9D9D9"/>
               <w:right w:val="single" w:sz="4" w:color="D9D9D9"/>
             </w:tcBorders>
+            <w:shd w:fill="F1F5F7"/>
             <w:tcMar>
               <w:top w:w="85" w:type="dxa"/>
               <w:bottom w:w="85" w:type="dxa"/>
@@ -1422,13 +1422,13 @@
         <w:tc>
           <w:tcPr>
             <w:tcW w:type="dxa" w:w="4670"/>
-            <w:shd w:fill="FFFFFF"/>
             <w:tcBorders>
               <w:top w:val="single" w:sz="4" w:color="D9D9D9"/>
               <w:bottom w:val="single" w:sz="4" w:color="D9D9D9"/>
               <w:left w:val="single" w:sz="4" w:color="D9D9D9"/>
               <w:right w:val="single" w:sz="4" w:color="D9D9D9"/>
             </w:tcBorders>
+            <w:shd w:fill="FFFFFF"/>
             <w:tcMar>
               <w:top w:w="85" w:type="dxa"/>
               <w:bottom w:w="85" w:type="dxa"/>
@@ -1453,13 +1453,13 @@
         <w:tc>
           <w:tcPr>
             <w:tcW w:type="dxa" w:w="1827"/>
-            <w:shd w:fill="FFFFFF"/>
             <w:tcBorders>
               <w:top w:val="single" w:sz="4" w:color="D9D9D9"/>
               <w:bottom w:val="single" w:sz="4" w:color="D9D9D9"/>
               <w:left w:val="single" w:sz="4" w:color="D9D9D9"/>
               <w:right w:val="single" w:sz="4" w:color="D9D9D9"/>
             </w:tcBorders>
+            <w:shd w:fill="FFFFFF"/>
             <w:tcMar>
               <w:top w:w="85" w:type="dxa"/>
               <w:bottom w:w="85" w:type="dxa"/>
@@ -1484,13 +1484,13 @@
         <w:tc>
           <w:tcPr>
             <w:tcW w:type="dxa" w:w="1827"/>
-            <w:shd w:fill="FFFFFF"/>
             <w:tcBorders>
               <w:top w:val="single" w:sz="4" w:color="D9D9D9"/>
               <w:bottom w:val="single" w:sz="4" w:color="D9D9D9"/>
               <w:left w:val="single" w:sz="4" w:color="D9D9D9"/>
               <w:right w:val="single" w:sz="4" w:color="D9D9D9"/>
             </w:tcBorders>
+            <w:shd w:fill="FFFFFF"/>
             <w:tcMar>
               <w:top w:w="85" w:type="dxa"/>
               <w:bottom w:w="85" w:type="dxa"/>
@@ -1514,13 +1514,13 @@
         <w:tc>
           <w:tcPr>
             <w:tcW w:type="dxa" w:w="1827"/>
-            <w:shd w:fill="FFFFFF"/>
             <w:tcBorders>
               <w:top w:val="single" w:sz="4" w:color="D9D9D9"/>
               <w:bottom w:val="single" w:sz="4" w:color="D9D9D9"/>
               <w:left w:val="single" w:sz="4" w:color="D9D9D9"/>
               <w:right w:val="single" w:sz="4" w:color="D9D9D9"/>
             </w:tcBorders>
+            <w:shd w:fill="FFFFFF"/>
             <w:tcMar>
               <w:top w:w="85" w:type="dxa"/>
               <w:bottom w:w="85" w:type="dxa"/>
@@ -1546,13 +1546,13 @@
         <w:tc>
           <w:tcPr>
             <w:tcW w:type="dxa" w:w="4670"/>
-            <w:shd w:fill="F1F5F7"/>
             <w:tcBorders>
               <w:top w:val="single" w:sz="4" w:color="D9D9D9"/>
               <w:bottom w:val="single" w:sz="4" w:color="D9D9D9"/>
               <w:left w:val="single" w:sz="4" w:color="D9D9D9"/>
               <w:right w:val="single" w:sz="4" w:color="D9D9D9"/>
             </w:tcBorders>
+            <w:shd w:fill="F1F5F7"/>
             <w:tcMar>
               <w:top w:w="85" w:type="dxa"/>
               <w:bottom w:w="85" w:type="dxa"/>
@@ -1577,13 +1577,13 @@
         <w:tc>
           <w:tcPr>
             <w:tcW w:type="dxa" w:w="1827"/>
-            <w:shd w:fill="F1F5F7"/>
             <w:tcBorders>
               <w:top w:val="single" w:sz="4" w:color="D9D9D9"/>
               <w:bottom w:val="single" w:sz="4" w:color="D9D9D9"/>
               <w:left w:val="single" w:sz="4" w:color="D9D9D9"/>
               <w:right w:val="single" w:sz="4" w:color="D9D9D9"/>
             </w:tcBorders>
+            <w:shd w:fill="F1F5F7"/>
             <w:tcMar>
               <w:top w:w="85" w:type="dxa"/>
               <w:bottom w:w="85" w:type="dxa"/>
@@ -1608,13 +1608,13 @@
         <w:tc>
           <w:tcPr>
             <w:tcW w:type="dxa" w:w="1827"/>
-            <w:shd w:fill="F1F5F7"/>
             <w:tcBorders>
               <w:top w:val="single" w:sz="4" w:color="D9D9D9"/>
               <w:bottom w:val="single" w:sz="4" w:color="D9D9D9"/>
               <w:left w:val="single" w:sz="4" w:color="D9D9D9"/>
               <w:right w:val="single" w:sz="4" w:color="D9D9D9"/>
             </w:tcBorders>
+            <w:shd w:fill="F1F5F7"/>
             <w:tcMar>
               <w:top w:w="85" w:type="dxa"/>
               <w:bottom w:w="85" w:type="dxa"/>
@@ -1638,13 +1638,13 @@
         <w:tc>
           <w:tcPr>
             <w:tcW w:type="dxa" w:w="1827"/>
-            <w:shd w:fill="F1F5F7"/>
             <w:tcBorders>
               <w:top w:val="single" w:sz="4" w:color="D9D9D9"/>
               <w:bottom w:val="single" w:sz="4" w:color="D9D9D9"/>
               <w:left w:val="single" w:sz="4" w:color="D9D9D9"/>
               <w:right w:val="single" w:sz="4" w:color="D9D9D9"/>
             </w:tcBorders>
+            <w:shd w:fill="F1F5F7"/>
             <w:tcMar>
               <w:top w:w="85" w:type="dxa"/>
               <w:bottom w:w="85" w:type="dxa"/>
@@ -1670,13 +1670,13 @@
         <w:tc>
           <w:tcPr>
             <w:tcW w:type="dxa" w:w="4670"/>
-            <w:shd w:fill="FFFFFF"/>
             <w:tcBorders>
               <w:top w:val="single" w:sz="4" w:color="D9D9D9"/>
               <w:bottom w:val="single" w:sz="4" w:color="D9D9D9"/>
               <w:left w:val="single" w:sz="4" w:color="D9D9D9"/>
               <w:right w:val="single" w:sz="4" w:color="D9D9D9"/>
             </w:tcBorders>
+            <w:shd w:fill="FFFFFF"/>
             <w:tcMar>
               <w:top w:w="85" w:type="dxa"/>
               <w:bottom w:w="85" w:type="dxa"/>
@@ -1701,13 +1701,13 @@
         <w:tc>
           <w:tcPr>
             <w:tcW w:type="dxa" w:w="1827"/>
-            <w:shd w:fill="FFFFFF"/>
             <w:tcBorders>
               <w:top w:val="single" w:sz="4" w:color="D9D9D9"/>
               <w:bottom w:val="single" w:sz="4" w:color="D9D9D9"/>
               <w:left w:val="single" w:sz="4" w:color="D9D9D9"/>
               <w:right w:val="single" w:sz="4" w:color="D9D9D9"/>
             </w:tcBorders>
+            <w:shd w:fill="FFFFFF"/>
             <w:tcMar>
               <w:top w:w="85" w:type="dxa"/>
               <w:bottom w:w="85" w:type="dxa"/>
@@ -1732,13 +1732,13 @@
         <w:tc>
           <w:tcPr>
             <w:tcW w:type="dxa" w:w="1827"/>
-            <w:shd w:fill="FFFFFF"/>
             <w:tcBorders>
               <w:top w:val="single" w:sz="4" w:color="D9D9D9"/>
               <w:bottom w:val="single" w:sz="4" w:color="D9D9D9"/>
               <w:left w:val="single" w:sz="4" w:color="D9D9D9"/>
               <w:right w:val="single" w:sz="4" w:color="D9D9D9"/>
             </w:tcBorders>
+            <w:shd w:fill="FFFFFF"/>
             <w:tcMar>
               <w:top w:w="85" w:type="dxa"/>
               <w:bottom w:w="85" w:type="dxa"/>
@@ -1762,13 +1762,13 @@
         <w:tc>
           <w:tcPr>
             <w:tcW w:type="dxa" w:w="1827"/>
-            <w:shd w:fill="FFFFFF"/>
             <w:tcBorders>
               <w:top w:val="single" w:sz="4" w:color="D9D9D9"/>
               <w:bottom w:val="single" w:sz="4" w:color="D9D9D9"/>
               <w:left w:val="single" w:sz="4" w:color="D9D9D9"/>
               <w:right w:val="single" w:sz="4" w:color="D9D9D9"/>
             </w:tcBorders>
+            <w:shd w:fill="FFFFFF"/>
             <w:tcMar>
               <w:top w:w="85" w:type="dxa"/>
               <w:bottom w:w="85" w:type="dxa"/>
@@ -1794,13 +1794,13 @@
         <w:tc>
           <w:tcPr>
             <w:tcW w:type="dxa" w:w="4670"/>
-            <w:shd w:fill="F1F5F7"/>
             <w:tcBorders>
               <w:top w:val="single" w:sz="4" w:color="D9D9D9"/>
               <w:bottom w:val="single" w:sz="4" w:color="D9D9D9"/>
               <w:left w:val="single" w:sz="4" w:color="D9D9D9"/>
               <w:right w:val="single" w:sz="4" w:color="D9D9D9"/>
             </w:tcBorders>
+            <w:shd w:fill="F1F5F7"/>
             <w:tcMar>
               <w:top w:w="85" w:type="dxa"/>
               <w:bottom w:w="85" w:type="dxa"/>
@@ -1825,13 +1825,13 @@
         <w:tc>
           <w:tcPr>
             <w:tcW w:type="dxa" w:w="1827"/>
-            <w:shd w:fill="F1F5F7"/>
             <w:tcBorders>
               <w:top w:val="single" w:sz="4" w:color="D9D9D9"/>
               <w:bottom w:val="single" w:sz="4" w:color="D9D9D9"/>
               <w:left w:val="single" w:sz="4" w:color="D9D9D9"/>
               <w:right w:val="single" w:sz="4" w:color="D9D9D9"/>
             </w:tcBorders>
+            <w:shd w:fill="F1F5F7"/>
             <w:tcMar>
               <w:top w:w="85" w:type="dxa"/>
               <w:bottom w:w="85" w:type="dxa"/>
@@ -1856,13 +1856,13 @@
         <w:tc>
           <w:tcPr>
             <w:tcW w:type="dxa" w:w="1827"/>
-            <w:shd w:fill="F1F5F7"/>
             <w:tcBorders>
               <w:top w:val="single" w:sz="4" w:color="D9D9D9"/>
               <w:bottom w:val="single" w:sz="4" w:color="D9D9D9"/>
               <w:left w:val="single" w:sz="4" w:color="D9D9D9"/>
               <w:right w:val="single" w:sz="4" w:color="D9D9D9"/>
             </w:tcBorders>
+            <w:shd w:fill="F1F5F7"/>
             <w:tcMar>
               <w:top w:w="85" w:type="dxa"/>
               <w:bottom w:w="85" w:type="dxa"/>
@@ -1886,13 +1886,13 @@
         <w:tc>
           <w:tcPr>
             <w:tcW w:type="dxa" w:w="1827"/>
-            <w:shd w:fill="F1F5F7"/>
             <w:tcBorders>
               <w:top w:val="single" w:sz="4" w:color="D9D9D9"/>
               <w:bottom w:val="single" w:sz="4" w:color="D9D9D9"/>
               <w:left w:val="single" w:sz="4" w:color="D9D9D9"/>
               <w:right w:val="single" w:sz="4" w:color="D9D9D9"/>
             </w:tcBorders>
+            <w:shd w:fill="F1F5F7"/>
             <w:tcMar>
               <w:top w:w="85" w:type="dxa"/>
               <w:bottom w:w="85" w:type="dxa"/>
@@ -1918,13 +1918,13 @@
         <w:tc>
           <w:tcPr>
             <w:tcW w:type="dxa" w:w="4670"/>
-            <w:shd w:fill="FFFFFF"/>
             <w:tcBorders>
               <w:top w:val="single" w:sz="4" w:color="D9D9D9"/>
               <w:bottom w:val="single" w:sz="4" w:color="D9D9D9"/>
               <w:left w:val="single" w:sz="4" w:color="D9D9D9"/>
               <w:right w:val="single" w:sz="4" w:color="D9D9D9"/>
             </w:tcBorders>
+            <w:shd w:fill="FFFFFF"/>
             <w:tcMar>
               <w:top w:w="85" w:type="dxa"/>
               <w:bottom w:w="85" w:type="dxa"/>
@@ -1949,13 +1949,13 @@
         <w:tc>
           <w:tcPr>
             <w:tcW w:type="dxa" w:w="1827"/>
-            <w:shd w:fill="FFFFFF"/>
             <w:tcBorders>
               <w:top w:val="single" w:sz="4" w:color="D9D9D9"/>
               <w:bottom w:val="single" w:sz="4" w:color="D9D9D9"/>
               <w:left w:val="single" w:sz="4" w:color="D9D9D9"/>
               <w:right w:val="single" w:sz="4" w:color="D9D9D9"/>
             </w:tcBorders>
+            <w:shd w:fill="FFFFFF"/>
             <w:tcMar>
               <w:top w:w="85" w:type="dxa"/>
               <w:bottom w:w="85" w:type="dxa"/>
@@ -1980,13 +1980,13 @@
         <w:tc>
           <w:tcPr>
             <w:tcW w:type="dxa" w:w="1827"/>
-            <w:shd w:fill="FFFFFF"/>
             <w:tcBorders>
               <w:top w:val="single" w:sz="4" w:color="D9D9D9"/>
               <w:bottom w:val="single" w:sz="4" w:color="D9D9D9"/>
               <w:left w:val="single" w:sz="4" w:color="D9D9D9"/>
               <w:right w:val="single" w:sz="4" w:color="D9D9D9"/>
             </w:tcBorders>
+            <w:shd w:fill="FFFFFF"/>
             <w:tcMar>
               <w:top w:w="85" w:type="dxa"/>
               <w:bottom w:w="85" w:type="dxa"/>
@@ -2010,13 +2010,13 @@
         <w:tc>
           <w:tcPr>
             <w:tcW w:type="dxa" w:w="1827"/>
-            <w:shd w:fill="FFFFFF"/>
             <w:tcBorders>
               <w:top w:val="single" w:sz="4" w:color="D9D9D9"/>
               <w:bottom w:val="single" w:sz="4" w:color="D9D9D9"/>
               <w:left w:val="single" w:sz="4" w:color="D9D9D9"/>
               <w:right w:val="single" w:sz="4" w:color="D9D9D9"/>
             </w:tcBorders>
+            <w:shd w:fill="FFFFFF"/>
             <w:tcMar>
               <w:top w:w="85" w:type="dxa"/>
               <w:bottom w:w="85" w:type="dxa"/>
@@ -2042,13 +2042,13 @@
         <w:tc>
           <w:tcPr>
             <w:tcW w:type="dxa" w:w="4670"/>
-            <w:shd w:fill="F1F5F7"/>
             <w:tcBorders>
               <w:top w:val="single" w:sz="4" w:color="D9D9D9"/>
               <w:bottom w:val="single" w:sz="4" w:color="D9D9D9"/>
               <w:left w:val="single" w:sz="4" w:color="D9D9D9"/>
               <w:right w:val="single" w:sz="4" w:color="D9D9D9"/>
             </w:tcBorders>
+            <w:shd w:fill="F1F5F7"/>
             <w:tcMar>
               <w:top w:w="85" w:type="dxa"/>
               <w:bottom w:w="85" w:type="dxa"/>
@@ -2073,13 +2073,13 @@
         <w:tc>
           <w:tcPr>
             <w:tcW w:type="dxa" w:w="1827"/>
-            <w:shd w:fill="F1F5F7"/>
             <w:tcBorders>
               <w:top w:val="single" w:sz="4" w:color="D9D9D9"/>
               <w:bottom w:val="single" w:sz="4" w:color="D9D9D9"/>
               <w:left w:val="single" w:sz="4" w:color="D9D9D9"/>
               <w:right w:val="single" w:sz="4" w:color="D9D9D9"/>
             </w:tcBorders>
+            <w:shd w:fill="F1F5F7"/>
             <w:tcMar>
               <w:top w:w="85" w:type="dxa"/>
               <w:bottom w:w="85" w:type="dxa"/>
@@ -2104,13 +2104,13 @@
         <w:tc>
           <w:tcPr>
             <w:tcW w:type="dxa" w:w="1827"/>
-            <w:shd w:fill="F1F5F7"/>
             <w:tcBorders>
               <w:top w:val="single" w:sz="4" w:color="D9D9D9"/>
               <w:bottom w:val="single" w:sz="4" w:color="D9D9D9"/>
               <w:left w:val="single" w:sz="4" w:color="D9D9D9"/>
               <w:right w:val="single" w:sz="4" w:color="D9D9D9"/>
             </w:tcBorders>
+            <w:shd w:fill="F1F5F7"/>
             <w:tcMar>
               <w:top w:w="85" w:type="dxa"/>
               <w:bottom w:w="85" w:type="dxa"/>
@@ -2134,13 +2134,13 @@
         <w:tc>
           <w:tcPr>
             <w:tcW w:type="dxa" w:w="1827"/>
-            <w:shd w:fill="F1F5F7"/>
             <w:tcBorders>
               <w:top w:val="single" w:sz="4" w:color="D9D9D9"/>
               <w:bottom w:val="single" w:sz="4" w:color="D9D9D9"/>
               <w:left w:val="single" w:sz="4" w:color="D9D9D9"/>
               <w:right w:val="single" w:sz="4" w:color="D9D9D9"/>
             </w:tcBorders>
+            <w:shd w:fill="F1F5F7"/>
             <w:tcMar>
               <w:top w:w="85" w:type="dxa"/>
               <w:bottom w:w="85" w:type="dxa"/>

--- a/resources/a-level-business-capacity-supermarket-contract/A-Level-Business-Capacity-Supermarket-Contract-Student.docx
+++ b/resources/a-level-business-capacity-supermarket-contract/A-Level-Business-Capacity-Supermarket-Contract-Student.docx
@@ -49,15 +49,15 @@
             <w:tcW w:type="dxa" w:w="6903"/>
             <w:tcBorders>
               <w:top w:val="single" w:sz="4" w:color="D9D9D9"/>
+              <w:left w:val="single" w:sz="4" w:color="D9D9D9"/>
               <w:bottom w:val="single" w:sz="4" w:color="D9D9D9"/>
-              <w:left w:val="single" w:sz="4" w:color="D9D9D9"/>
               <w:right w:val="single" w:sz="4" w:color="D9D9D9"/>
             </w:tcBorders>
             <w:shd w:fill="142D40"/>
             <w:tcMar>
               <w:top w:w="85" w:type="dxa"/>
+              <w:left w:w="85" w:type="dxa"/>
               <w:bottom w:w="85" w:type="dxa"/>
-              <w:left w:w="85" w:type="dxa"/>
               <w:right w:w="85" w:type="dxa"/>
             </w:tcMar>
           </w:tcPr>
@@ -80,15 +80,15 @@
             <w:tcW w:type="dxa" w:w="3249"/>
             <w:tcBorders>
               <w:top w:val="single" w:sz="4" w:color="D9D9D9"/>
+              <w:left w:val="single" w:sz="4" w:color="D9D9D9"/>
               <w:bottom w:val="single" w:sz="4" w:color="D9D9D9"/>
-              <w:left w:val="single" w:sz="4" w:color="D9D9D9"/>
               <w:right w:val="single" w:sz="4" w:color="D9D9D9"/>
             </w:tcBorders>
             <w:shd w:fill="142D40"/>
             <w:tcMar>
               <w:top w:w="85" w:type="dxa"/>
+              <w:left w:w="85" w:type="dxa"/>
               <w:bottom w:w="85" w:type="dxa"/>
-              <w:left w:w="85" w:type="dxa"/>
               <w:right w:w="85" w:type="dxa"/>
             </w:tcMar>
           </w:tcPr>
@@ -113,15 +113,15 @@
             <w:tcW w:type="dxa" w:w="6903"/>
             <w:tcBorders>
               <w:top w:val="single" w:sz="4" w:color="D9D9D9"/>
+              <w:left w:val="single" w:sz="4" w:color="D9D9D9"/>
               <w:bottom w:val="single" w:sz="4" w:color="D9D9D9"/>
-              <w:left w:val="single" w:sz="4" w:color="D9D9D9"/>
               <w:right w:val="single" w:sz="4" w:color="D9D9D9"/>
             </w:tcBorders>
             <w:shd w:fill="FFFFFF"/>
             <w:tcMar>
               <w:top w:w="85" w:type="dxa"/>
+              <w:left w:w="85" w:type="dxa"/>
               <w:bottom w:w="85" w:type="dxa"/>
-              <w:left w:w="85" w:type="dxa"/>
               <w:right w:w="85" w:type="dxa"/>
             </w:tcMar>
           </w:tcPr>
@@ -144,15 +144,15 @@
             <w:tcW w:type="dxa" w:w="3249"/>
             <w:tcBorders>
               <w:top w:val="single" w:sz="4" w:color="D9D9D9"/>
+              <w:left w:val="single" w:sz="4" w:color="D9D9D9"/>
               <w:bottom w:val="single" w:sz="4" w:color="D9D9D9"/>
-              <w:left w:val="single" w:sz="4" w:color="D9D9D9"/>
               <w:right w:val="single" w:sz="4" w:color="D9D9D9"/>
             </w:tcBorders>
             <w:shd w:fill="FFFFFF"/>
             <w:tcMar>
               <w:top w:w="85" w:type="dxa"/>
+              <w:left w:w="85" w:type="dxa"/>
               <w:bottom w:w="85" w:type="dxa"/>
-              <w:left w:w="85" w:type="dxa"/>
               <w:right w:w="85" w:type="dxa"/>
             </w:tcMar>
           </w:tcPr>
@@ -177,15 +177,15 @@
             <w:tcW w:type="dxa" w:w="6903"/>
             <w:tcBorders>
               <w:top w:val="single" w:sz="4" w:color="D9D9D9"/>
+              <w:left w:val="single" w:sz="4" w:color="D9D9D9"/>
               <w:bottom w:val="single" w:sz="4" w:color="D9D9D9"/>
-              <w:left w:val="single" w:sz="4" w:color="D9D9D9"/>
               <w:right w:val="single" w:sz="4" w:color="D9D9D9"/>
             </w:tcBorders>
             <w:shd w:fill="F1F5F7"/>
             <w:tcMar>
               <w:top w:w="85" w:type="dxa"/>
+              <w:left w:w="85" w:type="dxa"/>
               <w:bottom w:w="85" w:type="dxa"/>
-              <w:left w:w="85" w:type="dxa"/>
               <w:right w:w="85" w:type="dxa"/>
             </w:tcMar>
           </w:tcPr>
@@ -208,15 +208,15 @@
             <w:tcW w:type="dxa" w:w="3249"/>
             <w:tcBorders>
               <w:top w:val="single" w:sz="4" w:color="D9D9D9"/>
+              <w:left w:val="single" w:sz="4" w:color="D9D9D9"/>
               <w:bottom w:val="single" w:sz="4" w:color="D9D9D9"/>
-              <w:left w:val="single" w:sz="4" w:color="D9D9D9"/>
               <w:right w:val="single" w:sz="4" w:color="D9D9D9"/>
             </w:tcBorders>
             <w:shd w:fill="F1F5F7"/>
             <w:tcMar>
               <w:top w:w="85" w:type="dxa"/>
+              <w:left w:w="85" w:type="dxa"/>
               <w:bottom w:w="85" w:type="dxa"/>
-              <w:left w:w="85" w:type="dxa"/>
               <w:right w:w="85" w:type="dxa"/>
             </w:tcMar>
           </w:tcPr>
@@ -241,15 +241,15 @@
             <w:tcW w:type="dxa" w:w="6903"/>
             <w:tcBorders>
               <w:top w:val="single" w:sz="4" w:color="D9D9D9"/>
+              <w:left w:val="single" w:sz="4" w:color="D9D9D9"/>
               <w:bottom w:val="single" w:sz="4" w:color="D9D9D9"/>
-              <w:left w:val="single" w:sz="4" w:color="D9D9D9"/>
               <w:right w:val="single" w:sz="4" w:color="D9D9D9"/>
             </w:tcBorders>
             <w:shd w:fill="FFFFFF"/>
             <w:tcMar>
               <w:top w:w="85" w:type="dxa"/>
+              <w:left w:w="85" w:type="dxa"/>
               <w:bottom w:w="85" w:type="dxa"/>
-              <w:left w:w="85" w:type="dxa"/>
               <w:right w:w="85" w:type="dxa"/>
             </w:tcMar>
           </w:tcPr>
@@ -272,15 +272,15 @@
             <w:tcW w:type="dxa" w:w="3249"/>
             <w:tcBorders>
               <w:top w:val="single" w:sz="4" w:color="D9D9D9"/>
+              <w:left w:val="single" w:sz="4" w:color="D9D9D9"/>
               <w:bottom w:val="single" w:sz="4" w:color="D9D9D9"/>
-              <w:left w:val="single" w:sz="4" w:color="D9D9D9"/>
               <w:right w:val="single" w:sz="4" w:color="D9D9D9"/>
             </w:tcBorders>
             <w:shd w:fill="FFFFFF"/>
             <w:tcMar>
               <w:top w:w="85" w:type="dxa"/>
+              <w:left w:w="85" w:type="dxa"/>
               <w:bottom w:w="85" w:type="dxa"/>
-              <w:left w:w="85" w:type="dxa"/>
               <w:right w:w="85" w:type="dxa"/>
             </w:tcMar>
           </w:tcPr>
@@ -305,15 +305,15 @@
             <w:tcW w:type="dxa" w:w="6903"/>
             <w:tcBorders>
               <w:top w:val="single" w:sz="4" w:color="D9D9D9"/>
+              <w:left w:val="single" w:sz="4" w:color="D9D9D9"/>
               <w:bottom w:val="single" w:sz="4" w:color="D9D9D9"/>
-              <w:left w:val="single" w:sz="4" w:color="D9D9D9"/>
               <w:right w:val="single" w:sz="4" w:color="D9D9D9"/>
             </w:tcBorders>
             <w:shd w:fill="F1F5F7"/>
             <w:tcMar>
               <w:top w:w="85" w:type="dxa"/>
+              <w:left w:w="85" w:type="dxa"/>
               <w:bottom w:w="85" w:type="dxa"/>
-              <w:left w:w="85" w:type="dxa"/>
               <w:right w:w="85" w:type="dxa"/>
             </w:tcMar>
           </w:tcPr>
@@ -336,15 +336,15 @@
             <w:tcW w:type="dxa" w:w="3249"/>
             <w:tcBorders>
               <w:top w:val="single" w:sz="4" w:color="D9D9D9"/>
+              <w:left w:val="single" w:sz="4" w:color="D9D9D9"/>
               <w:bottom w:val="single" w:sz="4" w:color="D9D9D9"/>
-              <w:left w:val="single" w:sz="4" w:color="D9D9D9"/>
               <w:right w:val="single" w:sz="4" w:color="D9D9D9"/>
             </w:tcBorders>
             <w:shd w:fill="F1F5F7"/>
             <w:tcMar>
               <w:top w:w="85" w:type="dxa"/>
+              <w:left w:w="85" w:type="dxa"/>
               <w:bottom w:w="85" w:type="dxa"/>
-              <w:left w:w="85" w:type="dxa"/>
               <w:right w:w="85" w:type="dxa"/>
             </w:tcMar>
           </w:tcPr>
@@ -369,15 +369,15 @@
             <w:tcW w:type="dxa" w:w="6903"/>
             <w:tcBorders>
               <w:top w:val="single" w:sz="4" w:color="D9D9D9"/>
+              <w:left w:val="single" w:sz="4" w:color="D9D9D9"/>
               <w:bottom w:val="single" w:sz="4" w:color="D9D9D9"/>
-              <w:left w:val="single" w:sz="4" w:color="D9D9D9"/>
               <w:right w:val="single" w:sz="4" w:color="D9D9D9"/>
             </w:tcBorders>
             <w:shd w:fill="FFFFFF"/>
             <w:tcMar>
               <w:top w:w="85" w:type="dxa"/>
+              <w:left w:w="85" w:type="dxa"/>
               <w:bottom w:w="85" w:type="dxa"/>
-              <w:left w:w="85" w:type="dxa"/>
               <w:right w:w="85" w:type="dxa"/>
             </w:tcMar>
           </w:tcPr>
@@ -400,15 +400,15 @@
             <w:tcW w:type="dxa" w:w="3249"/>
             <w:tcBorders>
               <w:top w:val="single" w:sz="4" w:color="D9D9D9"/>
+              <w:left w:val="single" w:sz="4" w:color="D9D9D9"/>
               <w:bottom w:val="single" w:sz="4" w:color="D9D9D9"/>
-              <w:left w:val="single" w:sz="4" w:color="D9D9D9"/>
               <w:right w:val="single" w:sz="4" w:color="D9D9D9"/>
             </w:tcBorders>
             <w:shd w:fill="FFFFFF"/>
             <w:tcMar>
               <w:top w:w="85" w:type="dxa"/>
+              <w:left w:w="85" w:type="dxa"/>
               <w:bottom w:w="85" w:type="dxa"/>
-              <w:left w:w="85" w:type="dxa"/>
               <w:right w:w="85" w:type="dxa"/>
             </w:tcMar>
           </w:tcPr>
@@ -433,15 +433,15 @@
             <w:tcW w:type="dxa" w:w="6903"/>
             <w:tcBorders>
               <w:top w:val="single" w:sz="4" w:color="D9D9D9"/>
+              <w:left w:val="single" w:sz="4" w:color="D9D9D9"/>
               <w:bottom w:val="single" w:sz="4" w:color="D9D9D9"/>
-              <w:left w:val="single" w:sz="4" w:color="D9D9D9"/>
               <w:right w:val="single" w:sz="4" w:color="D9D9D9"/>
             </w:tcBorders>
             <w:shd w:fill="F1F5F7"/>
             <w:tcMar>
               <w:top w:w="85" w:type="dxa"/>
+              <w:left w:w="85" w:type="dxa"/>
               <w:bottom w:w="85" w:type="dxa"/>
-              <w:left w:w="85" w:type="dxa"/>
               <w:right w:w="85" w:type="dxa"/>
             </w:tcMar>
           </w:tcPr>
@@ -464,15 +464,15 @@
             <w:tcW w:type="dxa" w:w="3249"/>
             <w:tcBorders>
               <w:top w:val="single" w:sz="4" w:color="D9D9D9"/>
+              <w:left w:val="single" w:sz="4" w:color="D9D9D9"/>
               <w:bottom w:val="single" w:sz="4" w:color="D9D9D9"/>
-              <w:left w:val="single" w:sz="4" w:color="D9D9D9"/>
               <w:right w:val="single" w:sz="4" w:color="D9D9D9"/>
             </w:tcBorders>
             <w:shd w:fill="F1F5F7"/>
             <w:tcMar>
               <w:top w:w="85" w:type="dxa"/>
+              <w:left w:w="85" w:type="dxa"/>
               <w:bottom w:w="85" w:type="dxa"/>
-              <w:left w:w="85" w:type="dxa"/>
               <w:right w:w="85" w:type="dxa"/>
             </w:tcMar>
           </w:tcPr>
@@ -531,15 +531,15 @@
             <w:tcW w:type="dxa" w:w="5076"/>
             <w:tcBorders>
               <w:top w:val="single" w:sz="4" w:color="D9D9D9"/>
+              <w:left w:val="single" w:sz="4" w:color="D9D9D9"/>
               <w:bottom w:val="single" w:sz="4" w:color="D9D9D9"/>
-              <w:left w:val="single" w:sz="4" w:color="D9D9D9"/>
               <w:right w:val="single" w:sz="4" w:color="D9D9D9"/>
             </w:tcBorders>
             <w:shd w:fill="142D40"/>
             <w:tcMar>
               <w:top w:w="85" w:type="dxa"/>
+              <w:left w:w="85" w:type="dxa"/>
               <w:bottom w:w="85" w:type="dxa"/>
-              <w:left w:w="85" w:type="dxa"/>
               <w:right w:w="85" w:type="dxa"/>
             </w:tcMar>
           </w:tcPr>
@@ -562,15 +562,15 @@
             <w:tcW w:type="dxa" w:w="5076"/>
             <w:tcBorders>
               <w:top w:val="single" w:sz="4" w:color="D9D9D9"/>
+              <w:left w:val="single" w:sz="4" w:color="D9D9D9"/>
               <w:bottom w:val="single" w:sz="4" w:color="D9D9D9"/>
-              <w:left w:val="single" w:sz="4" w:color="D9D9D9"/>
               <w:right w:val="single" w:sz="4" w:color="D9D9D9"/>
             </w:tcBorders>
             <w:shd w:fill="142D40"/>
             <w:tcMar>
               <w:top w:w="85" w:type="dxa"/>
+              <w:left w:w="85" w:type="dxa"/>
               <w:bottom w:w="85" w:type="dxa"/>
-              <w:left w:w="85" w:type="dxa"/>
               <w:right w:w="85" w:type="dxa"/>
             </w:tcMar>
           </w:tcPr>
@@ -595,15 +595,15 @@
             <w:tcW w:type="dxa" w:w="5076"/>
             <w:tcBorders>
               <w:top w:val="single" w:sz="4" w:color="D9D9D9"/>
+              <w:left w:val="single" w:sz="4" w:color="D9D9D9"/>
               <w:bottom w:val="single" w:sz="4" w:color="D9D9D9"/>
-              <w:left w:val="single" w:sz="4" w:color="D9D9D9"/>
               <w:right w:val="single" w:sz="4" w:color="D9D9D9"/>
             </w:tcBorders>
             <w:shd w:fill="FFFFFF"/>
             <w:tcMar>
               <w:top w:w="85" w:type="dxa"/>
+              <w:left w:w="85" w:type="dxa"/>
               <w:bottom w:w="85" w:type="dxa"/>
-              <w:left w:w="85" w:type="dxa"/>
               <w:right w:w="85" w:type="dxa"/>
             </w:tcMar>
           </w:tcPr>
@@ -626,15 +626,15 @@
             <w:tcW w:type="dxa" w:w="5076"/>
             <w:tcBorders>
               <w:top w:val="single" w:sz="4" w:color="D9D9D9"/>
+              <w:left w:val="single" w:sz="4" w:color="D9D9D9"/>
               <w:bottom w:val="single" w:sz="4" w:color="D9D9D9"/>
-              <w:left w:val="single" w:sz="4" w:color="D9D9D9"/>
               <w:right w:val="single" w:sz="4" w:color="D9D9D9"/>
             </w:tcBorders>
             <w:shd w:fill="FFFFFF"/>
             <w:tcMar>
               <w:top w:w="85" w:type="dxa"/>
+              <w:left w:w="85" w:type="dxa"/>
               <w:bottom w:w="85" w:type="dxa"/>
-              <w:left w:w="85" w:type="dxa"/>
               <w:right w:w="85" w:type="dxa"/>
             </w:tcMar>
           </w:tcPr>
@@ -658,15 +658,15 @@
             <w:tcW w:type="dxa" w:w="5076"/>
             <w:tcBorders>
               <w:top w:val="single" w:sz="4" w:color="D9D9D9"/>
+              <w:left w:val="single" w:sz="4" w:color="D9D9D9"/>
               <w:bottom w:val="single" w:sz="4" w:color="D9D9D9"/>
-              <w:left w:val="single" w:sz="4" w:color="D9D9D9"/>
               <w:right w:val="single" w:sz="4" w:color="D9D9D9"/>
             </w:tcBorders>
             <w:shd w:fill="F1F5F7"/>
             <w:tcMar>
               <w:top w:w="85" w:type="dxa"/>
+              <w:left w:w="85" w:type="dxa"/>
               <w:bottom w:w="85" w:type="dxa"/>
-              <w:left w:w="85" w:type="dxa"/>
               <w:right w:w="85" w:type="dxa"/>
             </w:tcMar>
           </w:tcPr>
@@ -689,15 +689,15 @@
             <w:tcW w:type="dxa" w:w="5076"/>
             <w:tcBorders>
               <w:top w:val="single" w:sz="4" w:color="D9D9D9"/>
+              <w:left w:val="single" w:sz="4" w:color="D9D9D9"/>
               <w:bottom w:val="single" w:sz="4" w:color="D9D9D9"/>
-              <w:left w:val="single" w:sz="4" w:color="D9D9D9"/>
               <w:right w:val="single" w:sz="4" w:color="D9D9D9"/>
             </w:tcBorders>
             <w:shd w:fill="F1F5F7"/>
             <w:tcMar>
               <w:top w:w="85" w:type="dxa"/>
+              <w:left w:w="85" w:type="dxa"/>
               <w:bottom w:w="85" w:type="dxa"/>
-              <w:left w:w="85" w:type="dxa"/>
               <w:right w:w="85" w:type="dxa"/>
             </w:tcMar>
           </w:tcPr>
@@ -721,15 +721,15 @@
             <w:tcW w:type="dxa" w:w="5076"/>
             <w:tcBorders>
               <w:top w:val="single" w:sz="4" w:color="D9D9D9"/>
+              <w:left w:val="single" w:sz="4" w:color="D9D9D9"/>
               <w:bottom w:val="single" w:sz="4" w:color="D9D9D9"/>
-              <w:left w:val="single" w:sz="4" w:color="D9D9D9"/>
               <w:right w:val="single" w:sz="4" w:color="D9D9D9"/>
             </w:tcBorders>
             <w:shd w:fill="FFFFFF"/>
             <w:tcMar>
               <w:top w:w="85" w:type="dxa"/>
+              <w:left w:w="85" w:type="dxa"/>
               <w:bottom w:w="85" w:type="dxa"/>
-              <w:left w:w="85" w:type="dxa"/>
               <w:right w:w="85" w:type="dxa"/>
             </w:tcMar>
           </w:tcPr>
@@ -752,15 +752,15 @@
             <w:tcW w:type="dxa" w:w="5076"/>
             <w:tcBorders>
               <w:top w:val="single" w:sz="4" w:color="D9D9D9"/>
+              <w:left w:val="single" w:sz="4" w:color="D9D9D9"/>
               <w:bottom w:val="single" w:sz="4" w:color="D9D9D9"/>
-              <w:left w:val="single" w:sz="4" w:color="D9D9D9"/>
               <w:right w:val="single" w:sz="4" w:color="D9D9D9"/>
             </w:tcBorders>
             <w:shd w:fill="FFFFFF"/>
             <w:tcMar>
               <w:top w:w="85" w:type="dxa"/>
+              <w:left w:w="85" w:type="dxa"/>
               <w:bottom w:w="85" w:type="dxa"/>
-              <w:left w:w="85" w:type="dxa"/>
               <w:right w:w="85" w:type="dxa"/>
             </w:tcMar>
           </w:tcPr>
@@ -1050,15 +1050,15 @@
             <w:tcW w:type="dxa" w:w="4670"/>
             <w:tcBorders>
               <w:top w:val="single" w:sz="4" w:color="D9D9D9"/>
+              <w:left w:val="single" w:sz="4" w:color="D9D9D9"/>
               <w:bottom w:val="single" w:sz="4" w:color="D9D9D9"/>
-              <w:left w:val="single" w:sz="4" w:color="D9D9D9"/>
               <w:right w:val="single" w:sz="4" w:color="D9D9D9"/>
             </w:tcBorders>
             <w:shd w:fill="142D40"/>
             <w:tcMar>
               <w:top w:w="85" w:type="dxa"/>
+              <w:left w:w="85" w:type="dxa"/>
               <w:bottom w:w="85" w:type="dxa"/>
-              <w:left w:w="85" w:type="dxa"/>
               <w:right w:w="85" w:type="dxa"/>
             </w:tcMar>
           </w:tcPr>
@@ -1081,15 +1081,15 @@
             <w:tcW w:type="dxa" w:w="1827"/>
             <w:tcBorders>
               <w:top w:val="single" w:sz="4" w:color="D9D9D9"/>
+              <w:left w:val="single" w:sz="4" w:color="D9D9D9"/>
               <w:bottom w:val="single" w:sz="4" w:color="D9D9D9"/>
-              <w:left w:val="single" w:sz="4" w:color="D9D9D9"/>
               <w:right w:val="single" w:sz="4" w:color="D9D9D9"/>
             </w:tcBorders>
             <w:shd w:fill="142D40"/>
             <w:tcMar>
               <w:top w:w="85" w:type="dxa"/>
+              <w:left w:w="85" w:type="dxa"/>
               <w:bottom w:w="85" w:type="dxa"/>
-              <w:left w:w="85" w:type="dxa"/>
               <w:right w:w="85" w:type="dxa"/>
             </w:tcMar>
           </w:tcPr>
@@ -1112,15 +1112,15 @@
             <w:tcW w:type="dxa" w:w="1827"/>
             <w:tcBorders>
               <w:top w:val="single" w:sz="4" w:color="D9D9D9"/>
+              <w:left w:val="single" w:sz="4" w:color="D9D9D9"/>
               <w:bottom w:val="single" w:sz="4" w:color="D9D9D9"/>
-              <w:left w:val="single" w:sz="4" w:color="D9D9D9"/>
               <w:right w:val="single" w:sz="4" w:color="D9D9D9"/>
             </w:tcBorders>
             <w:shd w:fill="142D40"/>
             <w:tcMar>
               <w:top w:w="85" w:type="dxa"/>
+              <w:left w:w="85" w:type="dxa"/>
               <w:bottom w:w="85" w:type="dxa"/>
-              <w:left w:w="85" w:type="dxa"/>
               <w:right w:w="85" w:type="dxa"/>
             </w:tcMar>
           </w:tcPr>
@@ -1143,15 +1143,15 @@
             <w:tcW w:type="dxa" w:w="1827"/>
             <w:tcBorders>
               <w:top w:val="single" w:sz="4" w:color="D9D9D9"/>
+              <w:left w:val="single" w:sz="4" w:color="D9D9D9"/>
               <w:bottom w:val="single" w:sz="4" w:color="D9D9D9"/>
-              <w:left w:val="single" w:sz="4" w:color="D9D9D9"/>
               <w:right w:val="single" w:sz="4" w:color="D9D9D9"/>
             </w:tcBorders>
             <w:shd w:fill="142D40"/>
             <w:tcMar>
               <w:top w:w="85" w:type="dxa"/>
+              <w:left w:w="85" w:type="dxa"/>
               <w:bottom w:w="85" w:type="dxa"/>
-              <w:left w:w="85" w:type="dxa"/>
               <w:right w:w="85" w:type="dxa"/>
             </w:tcMar>
           </w:tcPr>
@@ -1176,15 +1176,15 @@
             <w:tcW w:type="dxa" w:w="4670"/>
             <w:tcBorders>
               <w:top w:val="single" w:sz="4" w:color="D9D9D9"/>
+              <w:left w:val="single" w:sz="4" w:color="D9D9D9"/>
               <w:bottom w:val="single" w:sz="4" w:color="D9D9D9"/>
-              <w:left w:val="single" w:sz="4" w:color="D9D9D9"/>
               <w:right w:val="single" w:sz="4" w:color="D9D9D9"/>
             </w:tcBorders>
             <w:shd w:fill="FFFFFF"/>
             <w:tcMar>
               <w:top w:w="85" w:type="dxa"/>
+              <w:left w:w="85" w:type="dxa"/>
               <w:bottom w:w="85" w:type="dxa"/>
-              <w:left w:w="85" w:type="dxa"/>
               <w:right w:w="85" w:type="dxa"/>
             </w:tcMar>
           </w:tcPr>
@@ -1207,15 +1207,15 @@
             <w:tcW w:type="dxa" w:w="1827"/>
             <w:tcBorders>
               <w:top w:val="single" w:sz="4" w:color="D9D9D9"/>
+              <w:left w:val="single" w:sz="4" w:color="D9D9D9"/>
               <w:bottom w:val="single" w:sz="4" w:color="D9D9D9"/>
-              <w:left w:val="single" w:sz="4" w:color="D9D9D9"/>
               <w:right w:val="single" w:sz="4" w:color="D9D9D9"/>
             </w:tcBorders>
             <w:shd w:fill="FFFFFF"/>
             <w:tcMar>
               <w:top w:w="85" w:type="dxa"/>
+              <w:left w:w="85" w:type="dxa"/>
               <w:bottom w:w="85" w:type="dxa"/>
-              <w:left w:w="85" w:type="dxa"/>
               <w:right w:w="85" w:type="dxa"/>
             </w:tcMar>
           </w:tcPr>
@@ -1238,15 +1238,15 @@
             <w:tcW w:type="dxa" w:w="1827"/>
             <w:tcBorders>
               <w:top w:val="single" w:sz="4" w:color="D9D9D9"/>
+              <w:left w:val="single" w:sz="4" w:color="D9D9D9"/>
               <w:bottom w:val="single" w:sz="4" w:color="D9D9D9"/>
-              <w:left w:val="single" w:sz="4" w:color="D9D9D9"/>
               <w:right w:val="single" w:sz="4" w:color="D9D9D9"/>
             </w:tcBorders>
             <w:shd w:fill="FFFFFF"/>
             <w:tcMar>
               <w:top w:w="85" w:type="dxa"/>
+              <w:left w:w="85" w:type="dxa"/>
               <w:bottom w:w="85" w:type="dxa"/>
-              <w:left w:w="85" w:type="dxa"/>
               <w:right w:w="85" w:type="dxa"/>
             </w:tcMar>
           </w:tcPr>
@@ -1268,15 +1268,15 @@
             <w:tcW w:type="dxa" w:w="1827"/>
             <w:tcBorders>
               <w:top w:val="single" w:sz="4" w:color="D9D9D9"/>
+              <w:left w:val="single" w:sz="4" w:color="D9D9D9"/>
               <w:bottom w:val="single" w:sz="4" w:color="D9D9D9"/>
-              <w:left w:val="single" w:sz="4" w:color="D9D9D9"/>
               <w:right w:val="single" w:sz="4" w:color="D9D9D9"/>
             </w:tcBorders>
             <w:shd w:fill="FFFFFF"/>
             <w:tcMar>
               <w:top w:w="85" w:type="dxa"/>
+              <w:left w:w="85" w:type="dxa"/>
               <w:bottom w:w="85" w:type="dxa"/>
-              <w:left w:w="85" w:type="dxa"/>
               <w:right w:w="85" w:type="dxa"/>
             </w:tcMar>
           </w:tcPr>
@@ -1300,15 +1300,15 @@
             <w:tcW w:type="dxa" w:w="4670"/>
             <w:tcBorders>
               <w:top w:val="single" w:sz="4" w:color="D9D9D9"/>
+              <w:left w:val="single" w:sz="4" w:color="D9D9D9"/>
               <w:bottom w:val="single" w:sz="4" w:color="D9D9D9"/>
-              <w:left w:val="single" w:sz="4" w:color="D9D9D9"/>
               <w:right w:val="single" w:sz="4" w:color="D9D9D9"/>
             </w:tcBorders>
             <w:shd w:fill="F1F5F7"/>
             <w:tcMar>
               <w:top w:w="85" w:type="dxa"/>
+              <w:left w:w="85" w:type="dxa"/>
               <w:bottom w:w="85" w:type="dxa"/>
-              <w:left w:w="85" w:type="dxa"/>
               <w:right w:w="85" w:type="dxa"/>
             </w:tcMar>
           </w:tcPr>
@@ -1331,15 +1331,15 @@
             <w:tcW w:type="dxa" w:w="1827"/>
             <w:tcBorders>
               <w:top w:val="single" w:sz="4" w:color="D9D9D9"/>
+              <w:left w:val="single" w:sz="4" w:color="D9D9D9"/>
               <w:bottom w:val="single" w:sz="4" w:color="D9D9D9"/>
-              <w:left w:val="single" w:sz="4" w:color="D9D9D9"/>
               <w:right w:val="single" w:sz="4" w:color="D9D9D9"/>
             </w:tcBorders>
             <w:shd w:fill="F1F5F7"/>
             <w:tcMar>
               <w:top w:w="85" w:type="dxa"/>
+              <w:left w:w="85" w:type="dxa"/>
               <w:bottom w:w="85" w:type="dxa"/>
-              <w:left w:w="85" w:type="dxa"/>
               <w:right w:w="85" w:type="dxa"/>
             </w:tcMar>
           </w:tcPr>
@@ -1362,15 +1362,15 @@
             <w:tcW w:type="dxa" w:w="1827"/>
             <w:tcBorders>
               <w:top w:val="single" w:sz="4" w:color="D9D9D9"/>
+              <w:left w:val="single" w:sz="4" w:color="D9D9D9"/>
               <w:bottom w:val="single" w:sz="4" w:color="D9D9D9"/>
-              <w:left w:val="single" w:sz="4" w:color="D9D9D9"/>
               <w:right w:val="single" w:sz="4" w:color="D9D9D9"/>
             </w:tcBorders>
             <w:shd w:fill="F1F5F7"/>
             <w:tcMar>
               <w:top w:w="85" w:type="dxa"/>
+              <w:left w:w="85" w:type="dxa"/>
               <w:bottom w:w="85" w:type="dxa"/>
-              <w:left w:w="85" w:type="dxa"/>
               <w:right w:w="85" w:type="dxa"/>
             </w:tcMar>
           </w:tcPr>
@@ -1392,15 +1392,15 @@
             <w:tcW w:type="dxa" w:w="1827"/>
             <w:tcBorders>
               <w:top w:val="single" w:sz="4" w:color="D9D9D9"/>
+              <w:left w:val="single" w:sz="4" w:color="D9D9D9"/>
               <w:bottom w:val="single" w:sz="4" w:color="D9D9D9"/>
-              <w:left w:val="single" w:sz="4" w:color="D9D9D9"/>
               <w:right w:val="single" w:sz="4" w:color="D9D9D9"/>
             </w:tcBorders>
             <w:shd w:fill="F1F5F7"/>
             <w:tcMar>
               <w:top w:w="85" w:type="dxa"/>
+              <w:left w:w="85" w:type="dxa"/>
               <w:bottom w:w="85" w:type="dxa"/>
-              <w:left w:w="85" w:type="dxa"/>
               <w:right w:w="85" w:type="dxa"/>
             </w:tcMar>
           </w:tcPr>
@@ -1424,15 +1424,15 @@
             <w:tcW w:type="dxa" w:w="4670"/>
             <w:tcBorders>
               <w:top w:val="single" w:sz="4" w:color="D9D9D9"/>
+              <w:left w:val="single" w:sz="4" w:color="D9D9D9"/>
               <w:bottom w:val="single" w:sz="4" w:color="D9D9D9"/>
-              <w:left w:val="single" w:sz="4" w:color="D9D9D9"/>
               <w:right w:val="single" w:sz="4" w:color="D9D9D9"/>
             </w:tcBorders>
             <w:shd w:fill="FFFFFF"/>
             <w:tcMar>
               <w:top w:w="85" w:type="dxa"/>
+              <w:left w:w="85" w:type="dxa"/>
               <w:bottom w:w="85" w:type="dxa"/>
-              <w:left w:w="85" w:type="dxa"/>
               <w:right w:w="85" w:type="dxa"/>
             </w:tcMar>
           </w:tcPr>
@@ -1455,15 +1455,15 @@
             <w:tcW w:type="dxa" w:w="1827"/>
             <w:tcBorders>
               <w:top w:val="single" w:sz="4" w:color="D9D9D9"/>
+              <w:left w:val="single" w:sz="4" w:color="D9D9D9"/>
               <w:bottom w:val="single" w:sz="4" w:color="D9D9D9"/>
-              <w:left w:val="single" w:sz="4" w:color="D9D9D9"/>
               <w:right w:val="single" w:sz="4" w:color="D9D9D9"/>
             </w:tcBorders>
             <w:shd w:fill="FFFFFF"/>
             <w:tcMar>
               <w:top w:w="85" w:type="dxa"/>
+              <w:left w:w="85" w:type="dxa"/>
               <w:bottom w:w="85" w:type="dxa"/>
-              <w:left w:w="85" w:type="dxa"/>
               <w:right w:w="85" w:type="dxa"/>
             </w:tcMar>
           </w:tcPr>
@@ -1486,15 +1486,15 @@
             <w:tcW w:type="dxa" w:w="1827"/>
             <w:tcBorders>
               <w:top w:val="single" w:sz="4" w:color="D9D9D9"/>
+              <w:left w:val="single" w:sz="4" w:color="D9D9D9"/>
               <w:bottom w:val="single" w:sz="4" w:color="D9D9D9"/>
-              <w:left w:val="single" w:sz="4" w:color="D9D9D9"/>
               <w:right w:val="single" w:sz="4" w:color="D9D9D9"/>
             </w:tcBorders>
             <w:shd w:fill="FFFFFF"/>
             <w:tcMar>
               <w:top w:w="85" w:type="dxa"/>
+              <w:left w:w="85" w:type="dxa"/>
               <w:bottom w:w="85" w:type="dxa"/>
-              <w:left w:w="85" w:type="dxa"/>
               <w:right w:w="85" w:type="dxa"/>
             </w:tcMar>
           </w:tcPr>
@@ -1516,15 +1516,15 @@
             <w:tcW w:type="dxa" w:w="1827"/>
             <w:tcBorders>
               <w:top w:val="single" w:sz="4" w:color="D9D9D9"/>
+              <w:left w:val="single" w:sz="4" w:color="D9D9D9"/>
               <w:bottom w:val="single" w:sz="4" w:color="D9D9D9"/>
-              <w:left w:val="single" w:sz="4" w:color="D9D9D9"/>
               <w:right w:val="single" w:sz="4" w:color="D9D9D9"/>
             </w:tcBorders>
             <w:shd w:fill="FFFFFF"/>
             <w:tcMar>
               <w:top w:w="85" w:type="dxa"/>
+              <w:left w:w="85" w:type="dxa"/>
               <w:bottom w:w="85" w:type="dxa"/>
-              <w:left w:w="85" w:type="dxa"/>
               <w:right w:w="85" w:type="dxa"/>
             </w:tcMar>
           </w:tcPr>
@@ -1548,15 +1548,15 @@
             <w:tcW w:type="dxa" w:w="4670"/>
             <w:tcBorders>
               <w:top w:val="single" w:sz="4" w:color="D9D9D9"/>
+              <w:left w:val="single" w:sz="4" w:color="D9D9D9"/>
               <w:bottom w:val="single" w:sz="4" w:color="D9D9D9"/>
-              <w:left w:val="single" w:sz="4" w:color="D9D9D9"/>
               <w:right w:val="single" w:sz="4" w:color="D9D9D9"/>
             </w:tcBorders>
             <w:shd w:fill="F1F5F7"/>
             <w:tcMar>
               <w:top w:w="85" w:type="dxa"/>
+              <w:left w:w="85" w:type="dxa"/>
               <w:bottom w:w="85" w:type="dxa"/>
-              <w:left w:w="85" w:type="dxa"/>
               <w:right w:w="85" w:type="dxa"/>
             </w:tcMar>
           </w:tcPr>
@@ -1579,15 +1579,15 @@
             <w:tcW w:type="dxa" w:w="1827"/>
             <w:tcBorders>
               <w:top w:val="single" w:sz="4" w:color="D9D9D9"/>
+              <w:left w:val="single" w:sz="4" w:color="D9D9D9"/>
               <w:bottom w:val="single" w:sz="4" w:color="D9D9D9"/>
-              <w:left w:val="single" w:sz="4" w:color="D9D9D9"/>
               <w:right w:val="single" w:sz="4" w:color="D9D9D9"/>
             </w:tcBorders>
             <w:shd w:fill="F1F5F7"/>
             <w:tcMar>
               <w:top w:w="85" w:type="dxa"/>
+              <w:left w:w="85" w:type="dxa"/>
               <w:bottom w:w="85" w:type="dxa"/>
-              <w:left w:w="85" w:type="dxa"/>
               <w:right w:w="85" w:type="dxa"/>
             </w:tcMar>
           </w:tcPr>
@@ -1610,15 +1610,15 @@
             <w:tcW w:type="dxa" w:w="1827"/>
             <w:tcBorders>
               <w:top w:val="single" w:sz="4" w:color="D9D9D9"/>
+              <w:left w:val="single" w:sz="4" w:color="D9D9D9"/>
               <w:bottom w:val="single" w:sz="4" w:color="D9D9D9"/>
-              <w:left w:val="single" w:sz="4" w:color="D9D9D9"/>
               <w:right w:val="single" w:sz="4" w:color="D9D9D9"/>
             </w:tcBorders>
             <w:shd w:fill="F1F5F7"/>
             <w:tcMar>
               <w:top w:w="85" w:type="dxa"/>
+              <w:left w:w="85" w:type="dxa"/>
               <w:bottom w:w="85" w:type="dxa"/>
-              <w:left w:w="85" w:type="dxa"/>
               <w:right w:w="85" w:type="dxa"/>
             </w:tcMar>
           </w:tcPr>
@@ -1640,15 +1640,15 @@
             <w:tcW w:type="dxa" w:w="1827"/>
             <w:tcBorders>
               <w:top w:val="single" w:sz="4" w:color="D9D9D9"/>
+              <w:left w:val="single" w:sz="4" w:color="D9D9D9"/>
               <w:bottom w:val="single" w:sz="4" w:color="D9D9D9"/>
-              <w:left w:val="single" w:sz="4" w:color="D9D9D9"/>
               <w:right w:val="single" w:sz="4" w:color="D9D9D9"/>
             </w:tcBorders>
             <w:shd w:fill="F1F5F7"/>
             <w:tcMar>
               <w:top w:w="85" w:type="dxa"/>
+              <w:left w:w="85" w:type="dxa"/>
               <w:bottom w:w="85" w:type="dxa"/>
-              <w:left w:w="85" w:type="dxa"/>
               <w:right w:w="85" w:type="dxa"/>
             </w:tcMar>
           </w:tcPr>
@@ -1672,15 +1672,15 @@
             <w:tcW w:type="dxa" w:w="4670"/>
             <w:tcBorders>
               <w:top w:val="single" w:sz="4" w:color="D9D9D9"/>
+              <w:left w:val="single" w:sz="4" w:color="D9D9D9"/>
               <w:bottom w:val="single" w:sz="4" w:color="D9D9D9"/>
-              <w:left w:val="single" w:sz="4" w:color="D9D9D9"/>
               <w:right w:val="single" w:sz="4" w:color="D9D9D9"/>
             </w:tcBorders>
             <w:shd w:fill="FFFFFF"/>
             <w:tcMar>
               <w:top w:w="85" w:type="dxa"/>
+              <w:left w:w="85" w:type="dxa"/>
               <w:bottom w:w="85" w:type="dxa"/>
-              <w:left w:w="85" w:type="dxa"/>
               <w:right w:w="85" w:type="dxa"/>
             </w:tcMar>
           </w:tcPr>
@@ -1703,15 +1703,15 @@
             <w:tcW w:type="dxa" w:w="1827"/>
             <w:tcBorders>
               <w:top w:val="single" w:sz="4" w:color="D9D9D9"/>
+              <w:left w:val="single" w:sz="4" w:color="D9D9D9"/>
               <w:bottom w:val="single" w:sz="4" w:color="D9D9D9"/>
-              <w:left w:val="single" w:sz="4" w:color="D9D9D9"/>
               <w:right w:val="single" w:sz="4" w:color="D9D9D9"/>
             </w:tcBorders>
             <w:shd w:fill="FFFFFF"/>
             <w:tcMar>
               <w:top w:w="85" w:type="dxa"/>
+              <w:left w:w="85" w:type="dxa"/>
               <w:bottom w:w="85" w:type="dxa"/>
-              <w:left w:w="85" w:type="dxa"/>
               <w:right w:w="85" w:type="dxa"/>
             </w:tcMar>
           </w:tcPr>
@@ -1734,15 +1734,15 @@
             <w:tcW w:type="dxa" w:w="1827"/>
             <w:tcBorders>
               <w:top w:val="single" w:sz="4" w:color="D9D9D9"/>
+              <w:left w:val="single" w:sz="4" w:color="D9D9D9"/>
               <w:bottom w:val="single" w:sz="4" w:color="D9D9D9"/>
-              <w:left w:val="single" w:sz="4" w:color="D9D9D9"/>
               <w:right w:val="single" w:sz="4" w:color="D9D9D9"/>
             </w:tcBorders>
             <w:shd w:fill="FFFFFF"/>
             <w:tcMar>
               <w:top w:w="85" w:type="dxa"/>
+              <w:left w:w="85" w:type="dxa"/>
               <w:bottom w:w="85" w:type="dxa"/>
-              <w:left w:w="85" w:type="dxa"/>
               <w:right w:w="85" w:type="dxa"/>
             </w:tcMar>
           </w:tcPr>
@@ -1764,15 +1764,15 @@
             <w:tcW w:type="dxa" w:w="1827"/>
             <w:tcBorders>
               <w:top w:val="single" w:sz="4" w:color="D9D9D9"/>
+              <w:left w:val="single" w:sz="4" w:color="D9D9D9"/>
               <w:bottom w:val="single" w:sz="4" w:color="D9D9D9"/>
-              <w:left w:val="single" w:sz="4" w:color="D9D9D9"/>
               <w:right w:val="single" w:sz="4" w:color="D9D9D9"/>
             </w:tcBorders>
             <w:shd w:fill="FFFFFF"/>
             <w:tcMar>
               <w:top w:w="85" w:type="dxa"/>
+              <w:left w:w="85" w:type="dxa"/>
               <w:bottom w:w="85" w:type="dxa"/>
-              <w:left w:w="85" w:type="dxa"/>
               <w:right w:w="85" w:type="dxa"/>
             </w:tcMar>
           </w:tcPr>
@@ -1796,15 +1796,15 @@
             <w:tcW w:type="dxa" w:w="4670"/>
             <w:tcBorders>
               <w:top w:val="single" w:sz="4" w:color="D9D9D9"/>
+              <w:left w:val="single" w:sz="4" w:color="D9D9D9"/>
               <w:bottom w:val="single" w:sz="4" w:color="D9D9D9"/>
-              <w:left w:val="single" w:sz="4" w:color="D9D9D9"/>
               <w:right w:val="single" w:sz="4" w:color="D9D9D9"/>
             </w:tcBorders>
             <w:shd w:fill="F1F5F7"/>
             <w:tcMar>
               <w:top w:w="85" w:type="dxa"/>
+              <w:left w:w="85" w:type="dxa"/>
               <w:bottom w:w="85" w:type="dxa"/>
-              <w:left w:w="85" w:type="dxa"/>
               <w:right w:w="85" w:type="dxa"/>
             </w:tcMar>
           </w:tcPr>
@@ -1827,15 +1827,15 @@
             <w:tcW w:type="dxa" w:w="1827"/>
             <w:tcBorders>
               <w:top w:val="single" w:sz="4" w:color="D9D9D9"/>
+              <w:left w:val="single" w:sz="4" w:color="D9D9D9"/>
               <w:bottom w:val="single" w:sz="4" w:color="D9D9D9"/>
-              <w:left w:val="single" w:sz="4" w:color="D9D9D9"/>
               <w:right w:val="single" w:sz="4" w:color="D9D9D9"/>
             </w:tcBorders>
             <w:shd w:fill="F1F5F7"/>
             <w:tcMar>
               <w:top w:w="85" w:type="dxa"/>
+              <w:left w:w="85" w:type="dxa"/>
               <w:bottom w:w="85" w:type="dxa"/>
-              <w:left w:w="85" w:type="dxa"/>
               <w:right w:w="85" w:type="dxa"/>
             </w:tcMar>
           </w:tcPr>
@@ -1858,15 +1858,15 @@
             <w:tcW w:type="dxa" w:w="1827"/>
             <w:tcBorders>
               <w:top w:val="single" w:sz="4" w:color="D9D9D9"/>
+              <w:left w:val="single" w:sz="4" w:color="D9D9D9"/>
               <w:bottom w:val="single" w:sz="4" w:color="D9D9D9"/>
-              <w:left w:val="single" w:sz="4" w:color="D9D9D9"/>
               <w:right w:val="single" w:sz="4" w:color="D9D9D9"/>
             </w:tcBorders>
             <w:shd w:fill="F1F5F7"/>
             <w:tcMar>
               <w:top w:w="85" w:type="dxa"/>
+              <w:left w:w="85" w:type="dxa"/>
               <w:bottom w:w="85" w:type="dxa"/>
-              <w:left w:w="85" w:type="dxa"/>
               <w:right w:w="85" w:type="dxa"/>
             </w:tcMar>
           </w:tcPr>
@@ -1888,15 +1888,15 @@
             <w:tcW w:type="dxa" w:w="1827"/>
             <w:tcBorders>
               <w:top w:val="single" w:sz="4" w:color="D9D9D9"/>
+              <w:left w:val="single" w:sz="4" w:color="D9D9D9"/>
               <w:bottom w:val="single" w:sz="4" w:color="D9D9D9"/>
-              <w:left w:val="single" w:sz="4" w:color="D9D9D9"/>
               <w:right w:val="single" w:sz="4" w:color="D9D9D9"/>
             </w:tcBorders>
             <w:shd w:fill="F1F5F7"/>
             <w:tcMar>
               <w:top w:w="85" w:type="dxa"/>
+              <w:left w:w="85" w:type="dxa"/>
               <w:bottom w:w="85" w:type="dxa"/>
-              <w:left w:w="85" w:type="dxa"/>
               <w:right w:w="85" w:type="dxa"/>
             </w:tcMar>
           </w:tcPr>
@@ -1920,15 +1920,15 @@
             <w:tcW w:type="dxa" w:w="4670"/>
             <w:tcBorders>
               <w:top w:val="single" w:sz="4" w:color="D9D9D9"/>
+              <w:left w:val="single" w:sz="4" w:color="D9D9D9"/>
               <w:bottom w:val="single" w:sz="4" w:color="D9D9D9"/>
-              <w:left w:val="single" w:sz="4" w:color="D9D9D9"/>
               <w:right w:val="single" w:sz="4" w:color="D9D9D9"/>
             </w:tcBorders>
             <w:shd w:fill="FFFFFF"/>
             <w:tcMar>
               <w:top w:w="85" w:type="dxa"/>
+              <w:left w:w="85" w:type="dxa"/>
               <w:bottom w:w="85" w:type="dxa"/>
-              <w:left w:w="85" w:type="dxa"/>
               <w:right w:w="85" w:type="dxa"/>
             </w:tcMar>
           </w:tcPr>
@@ -1951,15 +1951,15 @@
             <w:tcW w:type="dxa" w:w="1827"/>
             <w:tcBorders>
               <w:top w:val="single" w:sz="4" w:color="D9D9D9"/>
+              <w:left w:val="single" w:sz="4" w:color="D9D9D9"/>
               <w:bottom w:val="single" w:sz="4" w:color="D9D9D9"/>
-              <w:left w:val="single" w:sz="4" w:color="D9D9D9"/>
               <w:right w:val="single" w:sz="4" w:color="D9D9D9"/>
             </w:tcBorders>
             <w:shd w:fill="FFFFFF"/>
             <w:tcMar>
               <w:top w:w="85" w:type="dxa"/>
+              <w:left w:w="85" w:type="dxa"/>
               <w:bottom w:w="85" w:type="dxa"/>
-              <w:left w:w="85" w:type="dxa"/>
               <w:right w:w="85" w:type="dxa"/>
             </w:tcMar>
           </w:tcPr>
@@ -1982,15 +1982,15 @@
             <w:tcW w:type="dxa" w:w="1827"/>
             <w:tcBorders>
               <w:top w:val="single" w:sz="4" w:color="D9D9D9"/>
+              <w:left w:val="single" w:sz="4" w:color="D9D9D9"/>
               <w:bottom w:val="single" w:sz="4" w:color="D9D9D9"/>
-              <w:left w:val="single" w:sz="4" w:color="D9D9D9"/>
               <w:right w:val="single" w:sz="4" w:color="D9D9D9"/>
             </w:tcBorders>
             <w:shd w:fill="FFFFFF"/>
             <w:tcMar>
               <w:top w:w="85" w:type="dxa"/>
+              <w:left w:w="85" w:type="dxa"/>
               <w:bottom w:w="85" w:type="dxa"/>
-              <w:left w:w="85" w:type="dxa"/>
               <w:right w:w="85" w:type="dxa"/>
             </w:tcMar>
           </w:tcPr>
@@ -2012,15 +2012,15 @@
             <w:tcW w:type="dxa" w:w="1827"/>
             <w:tcBorders>
               <w:top w:val="single" w:sz="4" w:color="D9D9D9"/>
+              <w:left w:val="single" w:sz="4" w:color="D9D9D9"/>
               <w:bottom w:val="single" w:sz="4" w:color="D9D9D9"/>
-              <w:left w:val="single" w:sz="4" w:color="D9D9D9"/>
               <w:right w:val="single" w:sz="4" w:color="D9D9D9"/>
             </w:tcBorders>
             <w:shd w:fill="FFFFFF"/>
             <w:tcMar>
               <w:top w:w="85" w:type="dxa"/>
+              <w:left w:w="85" w:type="dxa"/>
               <w:bottom w:w="85" w:type="dxa"/>
-              <w:left w:w="85" w:type="dxa"/>
               <w:right w:w="85" w:type="dxa"/>
             </w:tcMar>
           </w:tcPr>
@@ -2044,15 +2044,15 @@
             <w:tcW w:type="dxa" w:w="4670"/>
             <w:tcBorders>
               <w:top w:val="single" w:sz="4" w:color="D9D9D9"/>
+              <w:left w:val="single" w:sz="4" w:color="D9D9D9"/>
               <w:bottom w:val="single" w:sz="4" w:color="D9D9D9"/>
-              <w:left w:val="single" w:sz="4" w:color="D9D9D9"/>
               <w:right w:val="single" w:sz="4" w:color="D9D9D9"/>
             </w:tcBorders>
             <w:shd w:fill="F1F5F7"/>
             <w:tcMar>
               <w:top w:w="85" w:type="dxa"/>
+              <w:left w:w="85" w:type="dxa"/>
               <w:bottom w:w="85" w:type="dxa"/>
-              <w:left w:w="85" w:type="dxa"/>
               <w:right w:w="85" w:type="dxa"/>
             </w:tcMar>
           </w:tcPr>
@@ -2075,15 +2075,15 @@
             <w:tcW w:type="dxa" w:w="1827"/>
             <w:tcBorders>
               <w:top w:val="single" w:sz="4" w:color="D9D9D9"/>
+              <w:left w:val="single" w:sz="4" w:color="D9D9D9"/>
               <w:bottom w:val="single" w:sz="4" w:color="D9D9D9"/>
-              <w:left w:val="single" w:sz="4" w:color="D9D9D9"/>
               <w:right w:val="single" w:sz="4" w:color="D9D9D9"/>
             </w:tcBorders>
             <w:shd w:fill="F1F5F7"/>
             <w:tcMar>
               <w:top w:w="85" w:type="dxa"/>
+              <w:left w:w="85" w:type="dxa"/>
               <w:bottom w:w="85" w:type="dxa"/>
-              <w:left w:w="85" w:type="dxa"/>
               <w:right w:w="85" w:type="dxa"/>
             </w:tcMar>
           </w:tcPr>
@@ -2106,15 +2106,15 @@
             <w:tcW w:type="dxa" w:w="1827"/>
             <w:tcBorders>
               <w:top w:val="single" w:sz="4" w:color="D9D9D9"/>
+              <w:left w:val="single" w:sz="4" w:color="D9D9D9"/>
               <w:bottom w:val="single" w:sz="4" w:color="D9D9D9"/>
-              <w:left w:val="single" w:sz="4" w:color="D9D9D9"/>
               <w:right w:val="single" w:sz="4" w:color="D9D9D9"/>
             </w:tcBorders>
             <w:shd w:fill="F1F5F7"/>
             <w:tcMar>
               <w:top w:w="85" w:type="dxa"/>
+              <w:left w:w="85" w:type="dxa"/>
               <w:bottom w:w="85" w:type="dxa"/>
-              <w:left w:w="85" w:type="dxa"/>
               <w:right w:w="85" w:type="dxa"/>
             </w:tcMar>
           </w:tcPr>
@@ -2136,15 +2136,15 @@
             <w:tcW w:type="dxa" w:w="1827"/>
             <w:tcBorders>
               <w:top w:val="single" w:sz="4" w:color="D9D9D9"/>
+              <w:left w:val="single" w:sz="4" w:color="D9D9D9"/>
               <w:bottom w:val="single" w:sz="4" w:color="D9D9D9"/>
-              <w:left w:val="single" w:sz="4" w:color="D9D9D9"/>
               <w:right w:val="single" w:sz="4" w:color="D9D9D9"/>
             </w:tcBorders>
             <w:shd w:fill="F1F5F7"/>
             <w:tcMar>
               <w:top w:w="85" w:type="dxa"/>
+              <w:left w:w="85" w:type="dxa"/>
               <w:bottom w:w="85" w:type="dxa"/>
-              <w:left w:w="85" w:type="dxa"/>
               <w:right w:w="85" w:type="dxa"/>
             </w:tcMar>
           </w:tcPr>
